--- a/tillsyn/A 371-2026 tillsynsbegäran.docx
+++ b/tillsyn/A 371-2026 tillsynsbegäran.docx
@@ -784,7 +784,7 @@
     <w:r>
       <w:tab/>
       <w:tab/>
-      <w:t>2026-06-18</w:t>
+      <w:t>2026-06-19</w:t>
       <w:br/>
       <w:br/>
     </w:r>

--- a/tillsyn/A 371-2026 tillsynsbegäran.docx
+++ b/tillsyn/A 371-2026 tillsynsbegäran.docx
@@ -784,7 +784,7 @@
     <w:r>
       <w:tab/>
       <w:tab/>
-      <w:t>2026-06-19</w:t>
+      <w:t>2026-06-20</w:t>
       <w:br/>
       <w:br/>
     </w:r>

--- a/tillsyn/A 371-2026 tillsynsbegäran.docx
+++ b/tillsyn/A 371-2026 tillsynsbegäran.docx
@@ -12,10 +12,7 @@
     </w:p>
     <w:p>
       <w:r>
-        <w:t>Detta dokument behandlar höga naturvärden i avverkningsanmälan A 371-2026 i Falu kommun som inkom 2026-01-05 och omfattar 0,5 ha.</w:t>
-      </w:r>
-      <w:r>
-        <w:t xml:space="preserve"> I Figur 1 visas fyndplatser för naturvårdsarter i området, som finns registrerade på Artportalen.</w:t>
+        <w:t>Denna tillsynsbegäran behandlar höga naturvärden i avverkningsanmälan A 371-2026 i Falu kommun som inkom 2026-01-05 och omfattar 0,5 ha.</w:t>
       </w:r>
     </w:p>
     <w:p>
@@ -63,7 +60,20 @@
         <w:spacing w:after="240"/>
       </w:pPr>
       <w:r>
-        <w:t>Figur 1. Fyndplatser för naturvårdsarter inom 24 meter från avverkningsanmälan (röd linje). Inom parentes anges rödlistekategorier, S för signalarter, Tför typiska arter och fridlysningsparagrafer i artskyddsförordningen.Markörer utan svart kant är placerade på fyndplatsen. Markörer med svart kant är placerade vid sidan av fyndplatsen och har ett svart streck som visar fyndplatsens exakta position. Kartans mittpunktskoordinat är N 6736562, E 570916 i SWEREF 99 TM.</w:t>
+        <w:t>Figur 1. Fyndplatser för naturvårdsarter inom 24 meter från avverkningsanmälan. Markörer utan svart kant är placerade på fyndplatsen. Markörer med svart kant är placerade vid sidan av fyndplatsen har ett svart streck som visar fyndplatsens exakta position. Kartans mittpunktskoordinat är N 6736562, E 570916 i SWEREF 99 TM.</w:t>
+      </w:r>
+    </w:p>
+    <w:p>
+      <w:r>
+        <w:t>Inom 24 meter från avverkningsanmälan finns fynd av 4 naturvårdsarter, varav 2 är rödlistade, 1 är fridlyst, 4 är typiska (T) och 2 är signalarter (S): garnlav (VU, T), tretåig hackspett (NT, T, §4), bronshjon (S, T) och mindre märgborre (S, T). Se Figur 1.</w:t>
+      </w:r>
+    </w:p>
+    <w:p>
+      <w:pPr>
+        <w:pStyle w:val="Heading1"/>
+      </w:pPr>
+      <w:r>
+        <w:t>Tillsynsbegäran</w:t>
       </w:r>
     </w:p>
     <w:p>
@@ -77,115 +87,16 @@
       </w:r>
     </w:p>
     <w:p>
-      <w:r>
-        <w:t>Nedan beskrivs fynd av naturvårdsarter och fridlysta arter som gjorts i det avverkningsanmälda området. I BILAGA 1 finns artfakta om fridlysta och rödlistade arter.</w:t>
-      </w:r>
-    </w:p>
-    <w:p>
       <w:pPr>
         <w:pStyle w:val="Heading1"/>
       </w:pPr>
       <w:r>
-        <w:t>Naturvårdsarter</w:t>
+        <w:t>Naturvårdsarter och fridlysta arter</w:t>
       </w:r>
     </w:p>
     <w:p>
       <w:r>
-        <w:t>Inom 24 meter från avverkningsanmälan har följande 4 naturvårdsarter hittats: garnlav (VU, T), tretåig hackspett (NT, T, §4), bronshjon (S, T) och mindre märgborre (S, T). Av dessa är 2 rödlistade. För rödlistade arter har rödlistekategorin angivits inom parentes. Arter som är signalarter enligt Skogsstyrelsen har markerats med (S). Typiska arter inom Natura 2000 som är kopplade till skogsekosystem har markerats med (T). För fridlysta arter anges även paragrafen i Artskyddsförordningen som arten är fridlyst enligt.</w:t>
-      </w:r>
-    </w:p>
-    <w:p>
-      <w:r>
-        <w:t>De påträffade naturvårdsarterna är ett tydligt kvitto på att det rör sig om en skog med höga naturvärden.</w:t>
-      </w:r>
-    </w:p>
-    <w:p>
-      <w:pPr>
-        <w:pStyle w:val="Heading2"/>
-      </w:pPr>
-      <w:r>
-        <w:t>Fridlysta arter</w:t>
-      </w:r>
-    </w:p>
-    <w:p>
-      <w:r>
-        <w:t>Följande fridlysta arter har sina livsmiljöer och växtplatser i den avverkningsanmälda skogen: tretåig hackspett (NT, T, §4).</w:t>
-      </w:r>
-    </w:p>
-    <w:p>
-      <w:r>
-        <w:t xml:space="preserve">Observera att medlemsländerna är skyldiga att agera i enlighet med EU:s fågeldirektiv där det uttryckligen står att direktivet gäller för fåglar samt för deras ägg, bon och </w:t>
-      </w:r>
-      <w:r>
-        <w:rPr>
-          <w:b/>
-        </w:rPr>
-        <w:t xml:space="preserve">livsmiljöer </w:t>
-      </w:r>
-      <w:r>
-        <w:t>(artikel 1). Vidare att de åtgärder som vidtas inte får leda till en försämring av den nuvarande situationen beträffande bevarandet av de fågelarter som avses i artikel 1 (artikel 13). Fågeldirektivet är styrande för tillsynsansvariga myndigheters ärendehantering, ställningstaganden och beslutsfattande.</w:t>
-      </w:r>
-    </w:p>
-    <w:p>
-      <w:r>
-        <w:rPr>
-          <w:b/>
-        </w:rPr>
-        <w:t>Tretåig hackspett (NT, §4)</w:t>
-      </w:r>
-      <w:r>
-        <w:t xml:space="preserve"> är rödlistad som nära hotad och ingår i bilaga 1 i EU:s fågeldirektiv. Tretåig hackspett är för sin överlevnad beroende av kontinuerlig tillförsel av äldre döende och död ved, som sker genom naturliga självgallringsprocesser i äldre grannaturskogar och barrblandade naturskogar. Om en skog genom skogsbruk gallras eller glesas ur så upphör och uteblir i stort sett den naturliga självgallringsprocessen för mycket lång tid framöver vilket omöjliggör upprätthållandet av den kontinuerliga ekologiska funktionen i ett område. Det finns studier som visar att naturskogens självgallringsprocess som den tretåiga hackspetten är beroende av, inte kan ersättas med efterlämnad hänsyn i skogsbruket (Imbeau &amp; Desrochers, 2002). Storleken på häckningsreviret varierar med skogstypen, förekomsten av död ved och graden av fragmentering, men är i allmänhet i storleksordningen 25–100 hektar. Vintertid krävs ofta betydligt större områden och det finns studier som antyder att arten behöver minst 100 hektar äldre skog. I områden med låg bonitet kan det behövas över 200 hektar lämpligt habitat för att ett par ska kunna reproducera sig. Områden med dokumenterad permanent förekomst i naturskogsmiljöer har vanligen så stora naturvärden att skogsbruk är olämpligt. Tretåig hackspett är typisk art för </w:t>
-      </w:r>
-      <w:r>
-        <w:rPr>
-          <w:i/>
-        </w:rPr>
-        <w:t xml:space="preserve">9010 Taiga, 9740 Skogsbevuxen myr, 9030 Landhöjningsskog </w:t>
-      </w:r>
-      <w:r>
-        <w:t xml:space="preserve">och </w:t>
-      </w:r>
-      <w:r>
-        <w:rPr>
-          <w:i/>
-        </w:rPr>
-        <w:t>9040 Fjällbjörkskog</w:t>
-      </w:r>
-      <w:r>
-        <w:t xml:space="preserve"> (Skogsstyrelsen, 2016; SLU Artdatabanken, 2024).</w:t>
-      </w:r>
-    </w:p>
-    <w:p>
-      <w:r>
-        <w:t>I BILAGA 1 finns mer detaljerad information om ekologi samt krav på livsmiljö hos fridlysta arter.</w:t>
-      </w:r>
-    </w:p>
-    <w:p>
-      <w:pPr>
-        <w:pStyle w:val="Heading2"/>
-      </w:pPr>
-      <w:r>
-        <w:t>Övriga naturvårdsarter</w:t>
-      </w:r>
-    </w:p>
-    <w:p>
-      <w:r>
-        <w:rPr>
-          <w:b/>
-        </w:rPr>
-        <w:t>Bronshjon</w:t>
-      </w:r>
-      <w:r>
-        <w:t xml:space="preserve"> är en skalbagge vars larvutveckling sker under grov bark på stammar av döda eller döende barrträd, främst gran, i mindre omfattning tall. Arten är knuten till äldre, naturskogslik granskog med inslag av torkande träd. Bronshjon är typisk art för </w:t>
-      </w:r>
-      <w:r>
-        <w:rPr>
-          <w:i/>
-        </w:rPr>
-        <w:t>9010 Taiga</w:t>
-      </w:r>
-      <w:r>
-        <w:t xml:space="preserve"> (SLU Artdatabanken, 2025).</w:t>
+        <w:t>Nedan följer beskrivningar av de naturvårdsarter och fridlysta arter som har sina livsmiljöer och växtplatser i den avverkningsanmälda skogen. Se även ytterligare artfakta i BILAGA 1. De påträffade naturvårdsarterna är ett tydligt kvitto på att det rör sig om en skog med höga naturvärden.</w:t>
       </w:r>
     </w:p>
     <w:p>
@@ -222,6 +133,55 @@
         <w:rPr>
           <w:b/>
         </w:rPr>
+        <w:t>Tretåig hackspett (NT, §4)</w:t>
+      </w:r>
+      <w:r>
+        <w:t xml:space="preserve"> är rödlistad som nära hotad och ingår i bilaga 1 i EU:s fågeldirektiv. Tretåig hackspett är för sin överlevnad beroende av kontinuerlig tillförsel av äldre döende och död ved, som sker genom naturliga självgallringsprocesser i äldre grannaturskogar och barrblandade naturskogar. Om en skog genom skogsbruk gallras eller glesas ur så upphör och uteblir i stort sett den naturliga självgallringsprocessen för mycket lång tid framöver vilket omöjliggör upprätthållandet av den kontinuerliga ekologiska funktionen i ett område. Det finns studier som visar att naturskogens självgallringsprocess som den tretåiga hackspetten är beroende av, inte kan ersättas med efterlämnad hänsyn i skogsbruket (Imbeau &amp; Desrochers, 2002). Storleken på häckningsreviret varierar med skogstypen, förekomsten av död ved och graden av fragmentering, men är i allmänhet i storleksordningen 25–100 hektar. Vintertid krävs ofta betydligt större områden och det finns studier som antyder att arten behöver minst 100 hektar äldre skog. I områden med låg bonitet kan det behövas över 200 hektar lämpligt habitat för att ett par ska kunna reproducera sig. Områden med dokumenterad permanent förekomst i naturskogsmiljöer har vanligen så stora naturvärden att skogsbruk är olämpligt. Tretåig hackspett är typisk art för </w:t>
+      </w:r>
+      <w:r>
+        <w:rPr>
+          <w:i/>
+        </w:rPr>
+        <w:t xml:space="preserve">9010 Taiga, 9740 Skogsbevuxen myr, 9030 Landhöjningsskog </w:t>
+      </w:r>
+      <w:r>
+        <w:t xml:space="preserve">och </w:t>
+      </w:r>
+      <w:r>
+        <w:rPr>
+          <w:i/>
+        </w:rPr>
+        <w:t>9040 Fjällbjörkskog</w:t>
+      </w:r>
+      <w:r>
+        <w:t xml:space="preserve"> (Skogsstyrelsen, 2016; SLU Artdatabanken, 2024).</w:t>
+      </w:r>
+    </w:p>
+    <w:p>
+      <w:r>
+        <w:rPr>
+          <w:b/>
+        </w:rPr>
+        <w:t>Bronshjon</w:t>
+      </w:r>
+      <w:r>
+        <w:t xml:space="preserve"> är en skalbagge vars larvutveckling sker under grov bark på stammar av döda eller döende barrträd, främst gran, i mindre omfattning tall. Arten är knuten till äldre, naturskogslik granskog med inslag av torkande träd. Bronshjon är typisk art för </w:t>
+      </w:r>
+      <w:r>
+        <w:rPr>
+          <w:i/>
+        </w:rPr>
+        <w:t>9010 Taiga</w:t>
+      </w:r>
+      <w:r>
+        <w:t xml:space="preserve"> (SLU Artdatabanken, 2025).</w:t>
+      </w:r>
+    </w:p>
+    <w:p>
+      <w:r>
+        <w:rPr>
+          <w:b/>
+        </w:rPr>
         <w:t>Mindre märgborre</w:t>
       </w:r>
       <w:r>
@@ -247,6 +207,28 @@
       </w:r>
     </w:p>
     <w:p>
+      <w:pPr>
+        <w:pStyle w:val="Heading1"/>
+      </w:pPr>
+      <w:r>
+        <w:t>EU:s fågeldirektiv</w:t>
+      </w:r>
+    </w:p>
+    <w:p>
+      <w:r>
+        <w:t xml:space="preserve">Europeiska unionens medlemsländer är skyldiga att agera i enlighet med EU:s fågeldirektiv där det uttryckligen står att direktivet gäller för fåglar samt för deras ägg, bon och </w:t>
+      </w:r>
+      <w:r>
+        <w:rPr>
+          <w:b/>
+        </w:rPr>
+        <w:t xml:space="preserve">livsmiljöer </w:t>
+      </w:r>
+      <w:r>
+        <w:t>(artikel 1). Vidare att de åtgärder som vidtas inte får leda till en försämring av den nuvarande situationen beträffande bevarandet av de fågelarter som avses i artikel 1 (artikel 13). Fågeldirektivet är styrande för tillsynsansvariga myndigheters ärendehantering, ställningstaganden och beslutsfattande.</w:t>
+      </w:r>
+    </w:p>
+    <w:p>
       <w:r>
         <w:br w:type="page"/>
       </w:r>
@@ -259,200 +241,6 @@
         <w:t>BILAGA 1 –</w:t>
         <w:br/>
         <w:t>Fridlysta och rödlistade arter</w:t>
-      </w:r>
-    </w:p>
-    <w:p>
-      <w:pPr>
-        <w:pStyle w:val="Heading1"/>
-      </w:pPr>
-      <w:r>
-        <w:t>Mindre märgborre – ekologi samt krav på livsmiljön</w:t>
-      </w:r>
-    </w:p>
-    <w:p>
-      <w:r>
-        <w:t xml:space="preserve">Mindre märgborre är en signalart för tallskog med höga naturvärden och kan lätt konstateras genom sina karaktäristiska måsvingeliknande gnagspår som ofta hittas på grova tallgrenar på marken. Mindre märgborre betraktas tillsammans med skarptandad barkborre som nyckelarter, eftersom en rad sällsynta efterföljande arter är beroende av deras gångsystem. Bland dessa kan nämnas åtgärdsprogramsarterna avlång barkborre (VU), </w:t>
-      </w:r>
-      <w:r>
-        <w:rPr>
-          <w:i/>
-        </w:rPr>
-        <w:t>Corticeus longulus</w:t>
-      </w:r>
-      <w:r>
-        <w:t xml:space="preserve"> (VU), tallgångbagge (VU), cholodkovskys bastborre (NT) och tallbarksvartbagge (NT) (Pettersson, 2014; Gunnarsson m fl., 1999).</w:t>
-      </w:r>
-    </w:p>
-    <w:p>
-      <w:r>
-        <w:t>Tallskogar tillhör de livsmiljöer som förändrats i stor skala, där många kvadratmil har omvandlats till unga produktionsskogar. I sådana skogar saknas förutsättningar för de ovannämnda sällsynta barkborrarna och alltmer kunskap tyder på att skogsbrukets omvandling av skogslandskapet, missgynnar åtgärdsprogrammets arter även inne i skyddade områden (Hedgren, 2012; Hedgren m.fl., 2010; Wikars m.fl., 2010; Wikars, 2009). Orsaken är sannolikt att dagens intensiva skogsbruk trivialiserar faunan på nydöda träd. Detta sker genom att generalister förökas upp i sådan grad i den brukade skogen att dessa även kommer att dominera i de för hållandevis små och fragmenterade områden som avsätts för naturvård (Appelqvist, 2005; Janzen, 1983; Ås, 1999).</w:t>
-      </w:r>
-    </w:p>
-    <w:p>
-      <w:r>
-        <w:t>Ett tydligt exempel på en generalist som gynnas av dagens skogsbruk är större märgborre på nydöd tall. Denna utvecklas förutom i vindfällen gärna i avverkningsavfall, inklusive avverkningsstubbar och röjningsstammar. Därmed har den större märgborren möjlighet att upprätthålla stora och stabila populationer på huvuddelen av landets skogsmark, vilket leder till en trivialisering av faunan. Större märgborre inverkar sannolikt direkt negativt på arter som tolvtandad barkborre (EN) och avlång barkborre (VU), och indirekt på de som är gynnade av blånadssvampar, dvs. följearter till framförallt mindre märgborre och skarptandad barkborre. De barkborrar som missgynnas av större märgborre är i mycket högre grad gynnade av tallar som dör genom självgallring, dvs. i normalfallet skog som inte används till skogsproduktion (Pettersson, 2014; Wikars, skriftl.).</w:t>
-      </w:r>
-    </w:p>
-    <w:p>
-      <w:r>
-        <w:t xml:space="preserve">Rika förekomster av främst mindre märgborre men även skarptandad barkborre är en signal för artrikedom och inventeringar har visat att det är i skogar med en naturlig självgallring som det skapas förutsättningar för dessa arter samt de efterföljande åtgärdsprogramsarterna (Pettersson, 2014; Hedgren, 2012). Tallskogar med stark förekomst av mindre märgborre och skarptandad barkborre bör avsättas som reservat. Generellt bör hänsyn tas vid slutavverkning av talldominerad skog så att avverkningsrester som gren- och toppdelar (s.k. GROT) lämnas. Mindre märgborre är typisk art för </w:t>
-      </w:r>
-      <w:r>
-        <w:rPr>
-          <w:i/>
-        </w:rPr>
-        <w:t>9060 Åsbarrskog</w:t>
-      </w:r>
-      <w:r>
-        <w:t xml:space="preserve"> (Pettersson, 2014; SLU Artdatabanken, 2026).</w:t>
-      </w:r>
-    </w:p>
-    <w:p>
-      <w:pPr>
-        <w:pStyle w:val="Heading2"/>
-      </w:pPr>
-      <w:r>
-        <w:t>Referenser – mindre märgborre</w:t>
-      </w:r>
-    </w:p>
-    <w:p>
-      <w:r>
-        <w:t xml:space="preserve">Appelqvist, T., 2005. </w:t>
-      </w:r>
-      <w:r>
-        <w:rPr>
-          <w:i/>
-        </w:rPr>
-        <w:t>Naturvårdsbiologisk forskning. Underlag för områdesskydd i landskapet.</w:t>
-      </w:r>
-      <w:r>
-        <w:t xml:space="preserve"> Naturvårdsverket, Rapport 5452.</w:t>
-      </w:r>
-    </w:p>
-    <w:p>
-      <w:r>
-        <w:t xml:space="preserve">Gunnarsson, B., Pettersson, R. B., Hake, M. och Hultengren, S. &amp; Sjöberg, K., 1999. </w:t>
-      </w:r>
-      <w:r>
-        <w:rPr>
-          <w:i/>
-        </w:rPr>
-        <w:t xml:space="preserve">Spindlar och skalbaggar som indikatorer i barrskog. </w:t>
-      </w:r>
-      <w:r>
-        <w:t>Skog &amp; Forskning, Nr. 2/99, s. 46–51.</w:t>
-      </w:r>
-    </w:p>
-    <w:p>
-      <w:r>
-        <w:t xml:space="preserve">Hedgren, O., 2012. </w:t>
-      </w:r>
-      <w:r>
-        <w:rPr>
-          <w:i/>
-        </w:rPr>
-        <w:t>Hotade insekter på tallved i Dalarna.</w:t>
-      </w:r>
-      <w:r>
-        <w:t xml:space="preserve"> Länsstyrelsen Dalarna, Naturvårdsenheten. Rapport 2012:16.</w:t>
-      </w:r>
-    </w:p>
-    <w:p>
-      <w:r>
-        <w:t xml:space="preserve">Hedgren, O. 2010. </w:t>
-      </w:r>
-      <w:r>
-        <w:rPr>
-          <w:i/>
-        </w:rPr>
-        <w:t>Vedinsekter i tallskog och på brandfält i Värmland.</w:t>
-      </w:r>
-      <w:r>
-        <w:t xml:space="preserve"> Länsstyrelsen Värmland, Stencil, 39 s.</w:t>
-      </w:r>
-    </w:p>
-    <w:p>
-      <w:r>
-        <w:t xml:space="preserve">Janzen, D. H., 1983. </w:t>
-      </w:r>
-      <w:r>
-        <w:rPr>
-          <w:i/>
-        </w:rPr>
-        <w:t>No park is an island: Increase in interference from outside as park size decreases</w:t>
-      </w:r>
-      <w:r>
-        <w:t>. Oikos 41: 402–410.</w:t>
-      </w:r>
-    </w:p>
-    <w:p>
-      <w:r>
-        <w:t xml:space="preserve">Jonsell, M., Weslien, J. &amp; Ehn ström, B., 1998. </w:t>
-      </w:r>
-      <w:r>
-        <w:rPr>
-          <w:i/>
-        </w:rPr>
-        <w:t>Substrate requirements of red-listed saproxylic invertebrates in Sweden</w:t>
-      </w:r>
-      <w:r>
-        <w:t>. Biodiversity and Conserv. 7: 749–764.</w:t>
-      </w:r>
-    </w:p>
-    <w:p>
-      <w:r>
-        <w:t xml:space="preserve">Pettersson, R. B., 2014). </w:t>
-      </w:r>
-      <w:r>
-        <w:rPr>
-          <w:i/>
-        </w:rPr>
-        <w:t>Åtgärdsprogram för skalbaggar på nyligen död tall, 2014–2018.</w:t>
-      </w:r>
-      <w:r>
-        <w:t xml:space="preserve"> Rapport 6599. Bromma: Naturvårdsverket.</w:t>
-      </w:r>
-    </w:p>
-    <w:p>
-      <w:r>
-        <w:t xml:space="preserve">SLU Artdatabanken, 2026. </w:t>
-      </w:r>
-      <w:r>
-        <w:rPr>
-          <w:i/>
-        </w:rPr>
-        <w:t xml:space="preserve">Artfaktablad. Naturvård – artfakta. </w:t>
-      </w:r>
-      <w:r>
-        <w:t>SLU Artdatabanken, Uppsala.</w:t>
-      </w:r>
-    </w:p>
-    <w:p>
-      <w:r>
-        <w:t xml:space="preserve">Wikars, L.-O., Hansson, J. &amp; Hedgren, O., 2010. </w:t>
-      </w:r>
-      <w:r>
-        <w:rPr>
-          <w:i/>
-        </w:rPr>
-        <w:t>Inventering av vedlevande skalbaggar – tallskogar i Örebro län.</w:t>
-      </w:r>
-      <w:r>
-        <w:t xml:space="preserve"> Länsstyrelsen i Örebro län, publ.nr. 2010:2.</w:t>
-      </w:r>
-    </w:p>
-    <w:p>
-      <w:r>
-        <w:t xml:space="preserve">Wikars, L.-O., 2009. </w:t>
-      </w:r>
-      <w:r>
-        <w:rPr>
-          <w:i/>
-        </w:rPr>
-        <w:t>Vedskalbaggar i Hamra nationalpark, Gävleborgs län.</w:t>
-      </w:r>
-      <w:r>
-        <w:t xml:space="preserve"> Länsstyrelsen Gävleborg, Rapport 2009:14.</w:t>
       </w:r>
     </w:p>
     <w:p>
@@ -656,6 +444,200 @@
         <w:t>Acta Ornithologica 40(1): 53–60.</w:t>
       </w:r>
     </w:p>
+    <w:p>
+      <w:pPr>
+        <w:pStyle w:val="Heading1"/>
+      </w:pPr>
+      <w:r>
+        <w:t>Mindre märgborre – ekologi samt krav på livsmiljön</w:t>
+      </w:r>
+    </w:p>
+    <w:p>
+      <w:r>
+        <w:t xml:space="preserve">Mindre märgborre är en signalart för tallskog med höga naturvärden och kan lätt konstateras genom sina karaktäristiska måsvingeliknande gnagspår som ofta hittas på grova tallgrenar på marken. Mindre märgborre betraktas tillsammans med skarptandad barkborre som nyckelarter, eftersom en rad sällsynta efterföljande arter är beroende av deras gångsystem. Bland dessa kan nämnas åtgärdsprogramsarterna avlång barkborre (VU), </w:t>
+      </w:r>
+      <w:r>
+        <w:rPr>
+          <w:i/>
+        </w:rPr>
+        <w:t>Corticeus longulus</w:t>
+      </w:r>
+      <w:r>
+        <w:t xml:space="preserve"> (VU), tallgångbagge (VU), cholodkovskys bastborre (NT) och tallbarksvartbagge (NT) (Pettersson, 2014; Gunnarsson m fl., 1999).</w:t>
+      </w:r>
+    </w:p>
+    <w:p>
+      <w:r>
+        <w:t>Tallskogar tillhör de livsmiljöer som förändrats i stor skala, där många kvadratmil har omvandlats till unga produktionsskogar. I sådana skogar saknas förutsättningar för de ovannämnda sällsynta barkborrarna och alltmer kunskap tyder på att skogsbrukets omvandling av skogslandskapet, missgynnar åtgärdsprogrammets arter även inne i skyddade områden (Hedgren, 2012; Hedgren m.fl., 2010; Wikars m.fl., 2010; Wikars, 2009). Orsaken är sannolikt att dagens intensiva skogsbruk trivialiserar faunan på nydöda träd. Detta sker genom att generalister förökas upp i sådan grad i den brukade skogen att dessa även kommer att dominera i de för hållandevis små och fragmenterade områden som avsätts för naturvård (Appelqvist, 2005; Janzen, 1983; Ås, 1999).</w:t>
+      </w:r>
+    </w:p>
+    <w:p>
+      <w:r>
+        <w:t>Ett tydligt exempel på en generalist som gynnas av dagens skogsbruk är större märgborre på nydöd tall. Denna utvecklas förutom i vindfällen gärna i avverkningsavfall, inklusive avverkningsstubbar och röjningsstammar. Därmed har den större märgborren möjlighet att upprätthålla stora och stabila populationer på huvuddelen av landets skogsmark, vilket leder till en trivialisering av faunan. Större märgborre inverkar sannolikt direkt negativt på arter som tolvtandad barkborre (EN) och avlång barkborre (VU), och indirekt på de som är gynnade av blånadssvampar, dvs. följearter till framförallt mindre märgborre och skarptandad barkborre. De barkborrar som missgynnas av större märgborre är i mycket högre grad gynnade av tallar som dör genom självgallring, dvs. i normalfallet skog som inte används till skogsproduktion (Pettersson, 2014; Wikars, skriftl.).</w:t>
+      </w:r>
+    </w:p>
+    <w:p>
+      <w:r>
+        <w:t xml:space="preserve">Rika förekomster av främst mindre märgborre men även skarptandad barkborre är en signal för artrikedom och inventeringar har visat att det är i skogar med en naturlig självgallring som det skapas förutsättningar för dessa arter samt de efterföljande åtgärdsprogramsarterna (Pettersson, 2014; Hedgren, 2012). Tallskogar med stark förekomst av mindre märgborre och skarptandad barkborre bör avsättas som reservat. Generellt bör hänsyn tas vid slutavverkning av talldominerad skog så att avverkningsrester som gren- och toppdelar (s.k. GROT) lämnas. Mindre märgborre är typisk art för </w:t>
+      </w:r>
+      <w:r>
+        <w:rPr>
+          <w:i/>
+        </w:rPr>
+        <w:t>9060 Åsbarrskog</w:t>
+      </w:r>
+      <w:r>
+        <w:t xml:space="preserve"> (Pettersson, 2014; SLU Artdatabanken, 2026).</w:t>
+      </w:r>
+    </w:p>
+    <w:p>
+      <w:pPr>
+        <w:pStyle w:val="Heading2"/>
+      </w:pPr>
+      <w:r>
+        <w:t>Referenser – mindre märgborre</w:t>
+      </w:r>
+    </w:p>
+    <w:p>
+      <w:r>
+        <w:t xml:space="preserve">Appelqvist, T., 2005. </w:t>
+      </w:r>
+      <w:r>
+        <w:rPr>
+          <w:i/>
+        </w:rPr>
+        <w:t>Naturvårdsbiologisk forskning. Underlag för områdesskydd i landskapet.</w:t>
+      </w:r>
+      <w:r>
+        <w:t xml:space="preserve"> Naturvårdsverket, Rapport 5452.</w:t>
+      </w:r>
+    </w:p>
+    <w:p>
+      <w:r>
+        <w:t xml:space="preserve">Gunnarsson, B., Pettersson, R. B., Hake, M. och Hultengren, S. &amp; Sjöberg, K., 1999. </w:t>
+      </w:r>
+      <w:r>
+        <w:rPr>
+          <w:i/>
+        </w:rPr>
+        <w:t xml:space="preserve">Spindlar och skalbaggar som indikatorer i barrskog. </w:t>
+      </w:r>
+      <w:r>
+        <w:t>Skog &amp; Forskning, Nr. 2/99, s. 46–51.</w:t>
+      </w:r>
+    </w:p>
+    <w:p>
+      <w:r>
+        <w:t xml:space="preserve">Hedgren, O., 2012. </w:t>
+      </w:r>
+      <w:r>
+        <w:rPr>
+          <w:i/>
+        </w:rPr>
+        <w:t>Hotade insekter på tallved i Dalarna.</w:t>
+      </w:r>
+      <w:r>
+        <w:t xml:space="preserve"> Länsstyrelsen Dalarna, Naturvårdsenheten. Rapport 2012:16.</w:t>
+      </w:r>
+    </w:p>
+    <w:p>
+      <w:r>
+        <w:t xml:space="preserve">Hedgren, O. 2010. </w:t>
+      </w:r>
+      <w:r>
+        <w:rPr>
+          <w:i/>
+        </w:rPr>
+        <w:t>Vedinsekter i tallskog och på brandfält i Värmland.</w:t>
+      </w:r>
+      <w:r>
+        <w:t xml:space="preserve"> Länsstyrelsen Värmland, Stencil, 39 s.</w:t>
+      </w:r>
+    </w:p>
+    <w:p>
+      <w:r>
+        <w:t xml:space="preserve">Janzen, D. H., 1983. </w:t>
+      </w:r>
+      <w:r>
+        <w:rPr>
+          <w:i/>
+        </w:rPr>
+        <w:t>No park is an island: Increase in interference from outside as park size decreases</w:t>
+      </w:r>
+      <w:r>
+        <w:t>. Oikos 41: 402–410.</w:t>
+      </w:r>
+    </w:p>
+    <w:p>
+      <w:r>
+        <w:t xml:space="preserve">Jonsell, M., Weslien, J. &amp; Ehn ström, B., 1998. </w:t>
+      </w:r>
+      <w:r>
+        <w:rPr>
+          <w:i/>
+        </w:rPr>
+        <w:t>Substrate requirements of red-listed saproxylic invertebrates in Sweden</w:t>
+      </w:r>
+      <w:r>
+        <w:t>. Biodiversity and Conserv. 7: 749–764.</w:t>
+      </w:r>
+    </w:p>
+    <w:p>
+      <w:r>
+        <w:t xml:space="preserve">Pettersson, R. B., 2014). </w:t>
+      </w:r>
+      <w:r>
+        <w:rPr>
+          <w:i/>
+        </w:rPr>
+        <w:t>Åtgärdsprogram för skalbaggar på nyligen död tall, 2014–2018.</w:t>
+      </w:r>
+      <w:r>
+        <w:t xml:space="preserve"> Rapport 6599. Bromma: Naturvårdsverket.</w:t>
+      </w:r>
+    </w:p>
+    <w:p>
+      <w:r>
+        <w:t xml:space="preserve">SLU Artdatabanken, 2026. </w:t>
+      </w:r>
+      <w:r>
+        <w:rPr>
+          <w:i/>
+        </w:rPr>
+        <w:t xml:space="preserve">Artfaktablad. Naturvård – artfakta. </w:t>
+      </w:r>
+      <w:r>
+        <w:t>SLU Artdatabanken, Uppsala.</w:t>
+      </w:r>
+    </w:p>
+    <w:p>
+      <w:r>
+        <w:t xml:space="preserve">Wikars, L.-O., Hansson, J. &amp; Hedgren, O., 2010. </w:t>
+      </w:r>
+      <w:r>
+        <w:rPr>
+          <w:i/>
+        </w:rPr>
+        <w:t>Inventering av vedlevande skalbaggar – tallskogar i Örebro län.</w:t>
+      </w:r>
+      <w:r>
+        <w:t xml:space="preserve"> Länsstyrelsen i Örebro län, publ.nr. 2010:2.</w:t>
+      </w:r>
+    </w:p>
+    <w:p>
+      <w:r>
+        <w:t xml:space="preserve">Wikars, L.-O., 2009. </w:t>
+      </w:r>
+      <w:r>
+        <w:rPr>
+          <w:i/>
+        </w:rPr>
+        <w:t>Vedskalbaggar i Hamra nationalpark, Gävleborgs län.</w:t>
+      </w:r>
+      <w:r>
+        <w:t xml:space="preserve"> Länsstyrelsen Gävleborg, Rapport 2009:14.</w:t>
+      </w:r>
+    </w:p>
     <w:sectPr>
       <w:headerReference w:type="even" r:id="rId8"/>
       <w:headerReference w:type="default" r:id="rId9"/>
@@ -784,7 +766,7 @@
     <w:r>
       <w:tab/>
       <w:tab/>
-      <w:t>2026-06-20</w:t>
+      <w:t>2026-06-21</w:t>
       <w:br/>
       <w:br/>
     </w:r>

--- a/tillsyn/A 371-2026 tillsynsbegäran.docx
+++ b/tillsyn/A 371-2026 tillsynsbegäran.docx
@@ -766,7 +766,7 @@
     <w:r>
       <w:tab/>
       <w:tab/>
-      <w:t>2026-06-21</w:t>
+      <w:t>2026-06-22</w:t>
       <w:br/>
       <w:br/>
     </w:r>

--- a/tillsyn/A 371-2026 tillsynsbegäran.docx
+++ b/tillsyn/A 371-2026 tillsynsbegäran.docx
@@ -766,7 +766,7 @@
     <w:r>
       <w:tab/>
       <w:tab/>
-      <w:t>2026-06-22</w:t>
+      <w:t>2026-06-23</w:t>
       <w:br/>
       <w:br/>
     </w:r>

--- a/tillsyn/A 371-2026 tillsynsbegäran.docx
+++ b/tillsyn/A 371-2026 tillsynsbegäran.docx
@@ -766,7 +766,7 @@
     <w:r>
       <w:tab/>
       <w:tab/>
-      <w:t>2026-06-23</w:t>
+      <w:t>2026-06-24</w:t>
       <w:br/>
       <w:br/>
     </w:r>

--- a/tillsyn/A 371-2026 tillsynsbegäran.docx
+++ b/tillsyn/A 371-2026 tillsynsbegäran.docx
@@ -766,7 +766,7 @@
     <w:r>
       <w:tab/>
       <w:tab/>
-      <w:t>2026-06-24</w:t>
+      <w:t>2026-06-25</w:t>
       <w:br/>
       <w:br/>
     </w:r>

--- a/tillsyn/A 371-2026 tillsynsbegäran.docx
+++ b/tillsyn/A 371-2026 tillsynsbegäran.docx
@@ -766,7 +766,7 @@
     <w:r>
       <w:tab/>
       <w:tab/>
-      <w:t>2026-06-25</w:t>
+      <w:t>2026-06-26</w:t>
       <w:br/>
       <w:br/>
     </w:r>

--- a/tillsyn/A 371-2026 tillsynsbegäran.docx
+++ b/tillsyn/A 371-2026 tillsynsbegäran.docx
@@ -766,7 +766,7 @@
     <w:r>
       <w:tab/>
       <w:tab/>
-      <w:t>2026-06-26</w:t>
+      <w:t>2026-06-27</w:t>
       <w:br/>
       <w:br/>
     </w:r>

--- a/tillsyn/A 371-2026 tillsynsbegäran.docx
+++ b/tillsyn/A 371-2026 tillsynsbegäran.docx
@@ -766,7 +766,7 @@
     <w:r>
       <w:tab/>
       <w:tab/>
-      <w:t>2026-06-27</w:t>
+      <w:t>2026-06-28</w:t>
       <w:br/>
       <w:br/>
     </w:r>

--- a/tillsyn/A 371-2026 tillsynsbegäran.docx
+++ b/tillsyn/A 371-2026 tillsynsbegäran.docx
@@ -766,7 +766,7 @@
     <w:r>
       <w:tab/>
       <w:tab/>
-      <w:t>2026-06-28</w:t>
+      <w:t>2026-06-29</w:t>
       <w:br/>
       <w:br/>
     </w:r>

--- a/tillsyn/A 371-2026 tillsynsbegäran.docx
+++ b/tillsyn/A 371-2026 tillsynsbegäran.docx
@@ -766,7 +766,7 @@
     <w:r>
       <w:tab/>
       <w:tab/>
-      <w:t>2026-06-29</w:t>
+      <w:t>2026-06-30</w:t>
       <w:br/>
       <w:br/>
     </w:r>

--- a/tillsyn/A 371-2026 tillsynsbegäran.docx
+++ b/tillsyn/A 371-2026 tillsynsbegäran.docx
@@ -766,7 +766,7 @@
     <w:r>
       <w:tab/>
       <w:tab/>
-      <w:t>2026-06-30</w:t>
+      <w:t>2026-07-01</w:t>
       <w:br/>
       <w:br/>
     </w:r>

--- a/tillsyn/A 371-2026 tillsynsbegäran.docx
+++ b/tillsyn/A 371-2026 tillsynsbegäran.docx
@@ -766,7 +766,7 @@
     <w:r>
       <w:tab/>
       <w:tab/>
-      <w:t>2026-07-01</w:t>
+      <w:t>2026-07-02</w:t>
       <w:br/>
       <w:br/>
     </w:r>

--- a/tillsyn/A 371-2026 tillsynsbegäran.docx
+++ b/tillsyn/A 371-2026 tillsynsbegäran.docx
@@ -766,7 +766,7 @@
     <w:r>
       <w:tab/>
       <w:tab/>
-      <w:t>2026-07-13</w:t>
+      <w:t>2026-07-14</w:t>
       <w:br/>
       <w:br/>
     </w:r>

--- a/tillsyn/A 371-2026 tillsynsbegäran.docx
+++ b/tillsyn/A 371-2026 tillsynsbegäran.docx
@@ -766,7 +766,7 @@
     <w:r>
       <w:tab/>
       <w:tab/>
-      <w:t>2026-07-14</w:t>
+      <w:t>2026-07-15</w:t>
       <w:br/>
       <w:br/>
     </w:r>

--- a/tillsyn/A 371-2026 tillsynsbegäran.docx
+++ b/tillsyn/A 371-2026 tillsynsbegäran.docx
@@ -766,7 +766,7 @@
     <w:r>
       <w:tab/>
       <w:tab/>
-      <w:t>2026-07-15</w:t>
+      <w:t>2026-07-16</w:t>
       <w:br/>
       <w:br/>
     </w:r>

--- a/tillsyn/A 371-2026 tillsynsbegäran.docx
+++ b/tillsyn/A 371-2026 tillsynsbegäran.docx
@@ -766,7 +766,7 @@
     <w:r>
       <w:tab/>
       <w:tab/>
-      <w:t>2026-07-16</w:t>
+      <w:t>2026-07-17</w:t>
       <w:br/>
       <w:br/>
     </w:r>

--- a/tillsyn/A 371-2026 tillsynsbegäran.docx
+++ b/tillsyn/A 371-2026 tillsynsbegäran.docx
@@ -766,7 +766,7 @@
     <w:r>
       <w:tab/>
       <w:tab/>
-      <w:t>2026-07-17</w:t>
+      <w:t>2026-07-18</w:t>
       <w:br/>
       <w:br/>
     </w:r>

--- a/tillsyn/A 371-2026 tillsynsbegäran.docx
+++ b/tillsyn/A 371-2026 tillsynsbegäran.docx
@@ -766,7 +766,7 @@
     <w:r>
       <w:tab/>
       <w:tab/>
-      <w:t>2026-07-18</w:t>
+      <w:t>2026-07-19</w:t>
       <w:br/>
       <w:br/>
     </w:r>

--- a/tillsyn/A 371-2026 tillsynsbegäran.docx
+++ b/tillsyn/A 371-2026 tillsynsbegäran.docx
@@ -766,7 +766,7 @@
     <w:r>
       <w:tab/>
       <w:tab/>
-      <w:t>2026-07-19</w:t>
+      <w:t>2026-07-20</w:t>
       <w:br/>
       <w:br/>
     </w:r>

--- a/tillsyn/A 371-2026 tillsynsbegäran.docx
+++ b/tillsyn/A 371-2026 tillsynsbegäran.docx
@@ -766,7 +766,7 @@
     <w:r>
       <w:tab/>
       <w:tab/>
-      <w:t>2026-07-20</w:t>
+      <w:t>2026-07-21</w:t>
       <w:br/>
       <w:br/>
     </w:r>

--- a/tillsyn/A 371-2026 tillsynsbegäran.docx
+++ b/tillsyn/A 371-2026 tillsynsbegäran.docx
@@ -766,7 +766,7 @@
     <w:r>
       <w:tab/>
       <w:tab/>
-      <w:t>2026-07-21</w:t>
+      <w:t>2026-07-22</w:t>
       <w:br/>
       <w:br/>
     </w:r>

--- a/tillsyn/A 371-2026 tillsynsbegäran.docx
+++ b/tillsyn/A 371-2026 tillsynsbegäran.docx
@@ -766,7 +766,7 @@
     <w:r>
       <w:tab/>
       <w:tab/>
-      <w:t>2026-07-22</w:t>
+      <w:t>2026-07-23</w:t>
       <w:br/>
       <w:br/>
     </w:r>

--- a/tillsyn/A 371-2026 tillsynsbegäran.docx
+++ b/tillsyn/A 371-2026 tillsynsbegäran.docx
@@ -766,7 +766,7 @@
     <w:r>
       <w:tab/>
       <w:tab/>
-      <w:t>2026-07-23</w:t>
+      <w:t>2026-07-24</w:t>
       <w:br/>
       <w:br/>
     </w:r>

--- a/tillsyn/A 371-2026 tillsynsbegäran.docx
+++ b/tillsyn/A 371-2026 tillsynsbegäran.docx
@@ -766,7 +766,7 @@
     <w:r>
       <w:tab/>
       <w:tab/>
-      <w:t>2026-07-24</w:t>
+      <w:t>2026-07-25</w:t>
       <w:br/>
       <w:br/>
     </w:r>

--- a/tillsyn/A 371-2026 tillsynsbegäran.docx
+++ b/tillsyn/A 371-2026 tillsynsbegäran.docx
@@ -766,7 +766,7 @@
     <w:r>
       <w:tab/>
       <w:tab/>
-      <w:t>2026-07-25</w:t>
+      <w:t>2026-07-26</w:t>
       <w:br/>
       <w:br/>
     </w:r>

--- a/tillsyn/A 371-2026 tillsynsbegäran.docx
+++ b/tillsyn/A 371-2026 tillsynsbegäran.docx
@@ -766,7 +766,7 @@
     <w:r>
       <w:tab/>
       <w:tab/>
-      <w:t>2026-07-26</w:t>
+      <w:t>2026-07-27</w:t>
       <w:br/>
       <w:br/>
     </w:r>

--- a/tillsyn/A 371-2026 tillsynsbegäran.docx
+++ b/tillsyn/A 371-2026 tillsynsbegäran.docx
@@ -766,7 +766,7 @@
     <w:r>
       <w:tab/>
       <w:tab/>
-      <w:t>2026-07-27</w:t>
+      <w:t>2026-07-28</w:t>
       <w:br/>
       <w:br/>
     </w:r>

--- a/tillsyn/A 371-2026 tillsynsbegäran.docx
+++ b/tillsyn/A 371-2026 tillsynsbegäran.docx
@@ -766,7 +766,7 @@
     <w:r>
       <w:tab/>
       <w:tab/>
-      <w:t>2026-07-28</w:t>
+      <w:t>2026-07-29</w:t>
       <w:br/>
       <w:br/>
     </w:r>

--- a/tillsyn/A 371-2026 tillsynsbegäran.docx
+++ b/tillsyn/A 371-2026 tillsynsbegäran.docx
@@ -766,7 +766,7 @@
     <w:r>
       <w:tab/>
       <w:tab/>
-      <w:t>2026-07-29</w:t>
+      <w:t>2026-07-30</w:t>
       <w:br/>
       <w:br/>
     </w:r>

--- a/tillsyn/A 371-2026 tillsynsbegäran.docx
+++ b/tillsyn/A 371-2026 tillsynsbegäran.docx
@@ -766,7 +766,7 @@
     <w:r>
       <w:tab/>
       <w:tab/>
-      <w:t>2026-07-30</w:t>
+      <w:t>2026-07-31</w:t>
       <w:br/>
       <w:br/>
     </w:r>

--- a/tillsyn/A 371-2026 tillsynsbegäran.docx
+++ b/tillsyn/A 371-2026 tillsynsbegäran.docx
@@ -766,7 +766,7 @@
     <w:r>
       <w:tab/>
       <w:tab/>
-      <w:t>2026-07-31</w:t>
+      <w:t>2026-08-01</w:t>
       <w:br/>
       <w:br/>
     </w:r>

--- a/tillsyn/A 371-2026 tillsynsbegäran.docx
+++ b/tillsyn/A 371-2026 tillsynsbegäran.docx
@@ -766,7 +766,7 @@
     <w:r>
       <w:tab/>
       <w:tab/>
-      <w:t>2026-08-01</w:t>
+      <w:t>2026-08-02</w:t>
       <w:br/>
       <w:br/>
     </w:r>

--- a/tillsyn/A 371-2026 tillsynsbegäran.docx
+++ b/tillsyn/A 371-2026 tillsynsbegäran.docx
@@ -766,7 +766,7 @@
     <w:r>
       <w:tab/>
       <w:tab/>
-      <w:t>2026-08-02</w:t>
+      <w:t>2026-08-03</w:t>
       <w:br/>
       <w:br/>
     </w:r>

--- a/tillsyn/A 371-2026 tillsynsbegäran.docx
+++ b/tillsyn/A 371-2026 tillsynsbegäran.docx
@@ -766,7 +766,7 @@
     <w:r>
       <w:tab/>
       <w:tab/>
-      <w:t>2026-08-03</w:t>
+      <w:t>2026-08-05</w:t>
       <w:br/>
       <w:br/>
     </w:r>

--- a/tillsyn/A 371-2026 tillsynsbegäran.docx
+++ b/tillsyn/A 371-2026 tillsynsbegäran.docx
@@ -766,7 +766,7 @@
     <w:r>
       <w:tab/>
       <w:tab/>
-      <w:t>2026-08-05</w:t>
+      <w:t>2026-08-07</w:t>
       <w:br/>
       <w:br/>
     </w:r>

--- a/tillsyn/A 371-2026 tillsynsbegäran.docx
+++ b/tillsyn/A 371-2026 tillsynsbegäran.docx
@@ -766,7 +766,7 @@
     <w:r>
       <w:tab/>
       <w:tab/>
-      <w:t>2026-08-07</w:t>
+      <w:t>2026-08-08</w:t>
       <w:br/>
       <w:br/>
     </w:r>

--- a/tillsyn/A 371-2026 tillsynsbegäran.docx
+++ b/tillsyn/A 371-2026 tillsynsbegäran.docx
@@ -60,7 +60,7 @@
         <w:spacing w:after="240"/>
       </w:pPr>
       <w:r>
-        <w:t>Figur 1. Fyndplatser för naturvårdsarter inom 24 meter från avverkningsanmälan. Markörer utan svart kant är placerade på fyndplatsen. Markörer med svart kant är placerade vid sidan av fyndplatsen har ett svart streck som visar fyndplatsens exakta position. Kartans mittpunktskoordinat är N 6736562, E 570916 i SWEREF 99 TM.</w:t>
+        <w:t>Figur 1. Fyndplatser för naturvårdsarter inom 24 meter från avverkningsanmälan. Markörer utan svart kant är placerade på fyndplatsen. Markörer med svart kant är placerade vid sidan av fyndplatsen och har ett svart streck som visar fyndplatsens exakta position. Kartans mittpunktskoordinat är N 6736562, E 570916 i SWEREF 99 TM.</w:t>
       </w:r>
     </w:p>
     <w:p>
@@ -766,7 +766,7 @@
     <w:r>
       <w:tab/>
       <w:tab/>
-      <w:t>2026-08-14</w:t>
+      <w:t>2026-08-15</w:t>
       <w:br/>
       <w:br/>
     </w:r>

--- a/tillsyn/A 371-2026 tillsynsbegäran.docx
+++ b/tillsyn/A 371-2026 tillsynsbegäran.docx
@@ -766,7 +766,7 @@
     <w:r>
       <w:tab/>
       <w:tab/>
-      <w:t>2026-08-15</w:t>
+      <w:t>2026-08-16</w:t>
       <w:br/>
       <w:br/>
     </w:r>

--- a/tillsyn/A 371-2026 tillsynsbegäran.docx
+++ b/tillsyn/A 371-2026 tillsynsbegäran.docx
@@ -766,7 +766,7 @@
     <w:r>
       <w:tab/>
       <w:tab/>
-      <w:t>2026-08-16</w:t>
+      <w:t>2026-08-17</w:t>
       <w:br/>
       <w:br/>
     </w:r>

--- a/tillsyn/A 371-2026 tillsynsbegäran.docx
+++ b/tillsyn/A 371-2026 tillsynsbegäran.docx
@@ -766,7 +766,7 @@
     <w:r>
       <w:tab/>
       <w:tab/>
-      <w:t>2026-08-17</w:t>
+      <w:t>2026-08-18</w:t>
       <w:br/>
       <w:br/>
     </w:r>

--- a/tillsyn/A 371-2026 tillsynsbegäran.docx
+++ b/tillsyn/A 371-2026 tillsynsbegäran.docx
@@ -766,7 +766,7 @@
     <w:r>
       <w:tab/>
       <w:tab/>
-      <w:t>2026-08-18</w:t>
+      <w:t>2026-08-19</w:t>
       <w:br/>
       <w:br/>
     </w:r>

--- a/tillsyn/A 371-2026 tillsynsbegäran.docx
+++ b/tillsyn/A 371-2026 tillsynsbegäran.docx
@@ -766,7 +766,7 @@
     <w:r>
       <w:tab/>
       <w:tab/>
-      <w:t>2026-08-19</w:t>
+      <w:t>2026-08-20</w:t>
       <w:br/>
       <w:br/>
     </w:r>

--- a/tillsyn/A 371-2026 tillsynsbegäran.docx
+++ b/tillsyn/A 371-2026 tillsynsbegäran.docx
@@ -766,7 +766,7 @@
     <w:r>
       <w:tab/>
       <w:tab/>
-      <w:t>2026-08-20</w:t>
+      <w:t>2026-08-21</w:t>
       <w:br/>
       <w:br/>
     </w:r>

--- a/tillsyn/A 371-2026 tillsynsbegäran.docx
+++ b/tillsyn/A 371-2026 tillsynsbegäran.docx
@@ -766,7 +766,7 @@
     <w:r>
       <w:tab/>
       <w:tab/>
-      <w:t>2026-08-21</w:t>
+      <w:t>2026-08-22</w:t>
       <w:br/>
       <w:br/>
     </w:r>

--- a/tillsyn/A 371-2026 tillsynsbegäran.docx
+++ b/tillsyn/A 371-2026 tillsynsbegäran.docx
@@ -766,7 +766,7 @@
     <w:r>
       <w:tab/>
       <w:tab/>
-      <w:t>2026-08-22</w:t>
+      <w:t>2026-08-23</w:t>
       <w:br/>
       <w:br/>
     </w:r>

--- a/tillsyn/A 371-2026 tillsynsbegäran.docx
+++ b/tillsyn/A 371-2026 tillsynsbegäran.docx
@@ -766,7 +766,7 @@
     <w:r>
       <w:tab/>
       <w:tab/>
-      <w:t>2026-08-23</w:t>
+      <w:t>2026-08-24</w:t>
       <w:br/>
       <w:br/>
     </w:r>

--- a/tillsyn/A 371-2026 tillsynsbegäran.docx
+++ b/tillsyn/A 371-2026 tillsynsbegäran.docx
@@ -766,7 +766,7 @@
     <w:r>
       <w:tab/>
       <w:tab/>
-      <w:t>2026-08-24</w:t>
+      <w:t>2026-08-25</w:t>
       <w:br/>
       <w:br/>
     </w:r>

--- a/tillsyn/A 371-2026 tillsynsbegäran.docx
+++ b/tillsyn/A 371-2026 tillsynsbegäran.docx
@@ -766,7 +766,7 @@
     <w:r>
       <w:tab/>
       <w:tab/>
-      <w:t>2026-08-25</w:t>
+      <w:t>2026-08-26</w:t>
       <w:br/>
       <w:br/>
     </w:r>

--- a/tillsyn/A 371-2026 tillsynsbegäran.docx
+++ b/tillsyn/A 371-2026 tillsynsbegäran.docx
@@ -766,7 +766,7 @@
     <w:r>
       <w:tab/>
       <w:tab/>
-      <w:t>2026-08-26</w:t>
+      <w:t>2026-08-27</w:t>
       <w:br/>
       <w:br/>
     </w:r>

--- a/tillsyn/A 371-2026 tillsynsbegäran.docx
+++ b/tillsyn/A 371-2026 tillsynsbegäran.docx
@@ -766,7 +766,7 @@
     <w:r>
       <w:tab/>
       <w:tab/>
-      <w:t>2026-08-27</w:t>
+      <w:t>2026-08-28</w:t>
       <w:br/>
       <w:br/>
     </w:r>

--- a/tillsyn/A 371-2026 tillsynsbegäran.docx
+++ b/tillsyn/A 371-2026 tillsynsbegäran.docx
@@ -766,7 +766,7 @@
     <w:r>
       <w:tab/>
       <w:tab/>
-      <w:t>2026-08-28</w:t>
+      <w:t>2026-08-29</w:t>
       <w:br/>
       <w:br/>
     </w:r>

--- a/tillsyn/A 371-2026 tillsynsbegäran.docx
+++ b/tillsyn/A 371-2026 tillsynsbegäran.docx
@@ -766,7 +766,7 @@
     <w:r>
       <w:tab/>
       <w:tab/>
-      <w:t>2026-08-29</w:t>
+      <w:t>2026-08-31</w:t>
       <w:br/>
       <w:br/>
     </w:r>

--- a/tillsyn/A 371-2026 tillsynsbegäran.docx
+++ b/tillsyn/A 371-2026 tillsynsbegäran.docx
@@ -766,7 +766,7 @@
     <w:r>
       <w:tab/>
       <w:tab/>
-      <w:t>2026-08-31</w:t>
+      <w:t>2026-09-01</w:t>
       <w:br/>
       <w:br/>
     </w:r>

--- a/tillsyn/A 371-2026 tillsynsbegäran.docx
+++ b/tillsyn/A 371-2026 tillsynsbegäran.docx
@@ -766,7 +766,7 @@
     <w:r>
       <w:tab/>
       <w:tab/>
-      <w:t>2026-09-01</w:t>
+      <w:t>2026-09-02</w:t>
       <w:br/>
       <w:br/>
     </w:r>

--- a/tillsyn/A 371-2026 tillsynsbegäran.docx
+++ b/tillsyn/A 371-2026 tillsynsbegäran.docx
@@ -766,7 +766,7 @@
     <w:r>
       <w:tab/>
       <w:tab/>
-      <w:t>2026-09-02</w:t>
+      <w:t>2026-09-03</w:t>
       <w:br/>
       <w:br/>
     </w:r>

--- a/tillsyn/A 371-2026 tillsynsbegäran.docx
+++ b/tillsyn/A 371-2026 tillsynsbegäran.docx
@@ -766,7 +766,7 @@
     <w:r>
       <w:tab/>
       <w:tab/>
-      <w:t>2026-09-03</w:t>
+      <w:t>2026-09-04</w:t>
       <w:br/>
       <w:br/>
     </w:r>

--- a/tillsyn/A 371-2026 tillsynsbegäran.docx
+++ b/tillsyn/A 371-2026 tillsynsbegäran.docx
@@ -766,7 +766,7 @@
     <w:r>
       <w:tab/>
       <w:tab/>
-      <w:t>2026-09-04</w:t>
+      <w:t>2026-09-05</w:t>
       <w:br/>
       <w:br/>
     </w:r>

--- a/tillsyn/A 371-2026 tillsynsbegäran.docx
+++ b/tillsyn/A 371-2026 tillsynsbegäran.docx
@@ -766,7 +766,7 @@
     <w:r>
       <w:tab/>
       <w:tab/>
-      <w:t>2026-09-05</w:t>
+      <w:t>2026-09-06</w:t>
       <w:br/>
       <w:br/>
     </w:r>

--- a/tillsyn/A 371-2026 tillsynsbegäran.docx
+++ b/tillsyn/A 371-2026 tillsynsbegäran.docx
@@ -766,7 +766,7 @@
     <w:r>
       <w:tab/>
       <w:tab/>
-      <w:t>2026-09-06</w:t>
+      <w:t>2026-09-07</w:t>
       <w:br/>
       <w:br/>
     </w:r>

--- a/tillsyn/A 371-2026 tillsynsbegäran.docx
+++ b/tillsyn/A 371-2026 tillsynsbegäran.docx
@@ -766,7 +766,7 @@
     <w:r>
       <w:tab/>
       <w:tab/>
-      <w:t>2026-09-07</w:t>
+      <w:t>2026-09-08</w:t>
       <w:br/>
       <w:br/>
     </w:r>

--- a/tillsyn/A 371-2026 tillsynsbegäran.docx
+++ b/tillsyn/A 371-2026 tillsynsbegäran.docx
@@ -766,7 +766,7 @@
     <w:r>
       <w:tab/>
       <w:tab/>
-      <w:t>2026-09-08</w:t>
+      <w:t>2026-09-09</w:t>
       <w:br/>
       <w:br/>
     </w:r>

--- a/tillsyn/A 371-2026 tillsynsbegäran.docx
+++ b/tillsyn/A 371-2026 tillsynsbegäran.docx
@@ -766,7 +766,7 @@
     <w:r>
       <w:tab/>
       <w:tab/>
-      <w:t>2026-09-09</w:t>
+      <w:t>2026-09-10</w:t>
       <w:br/>
       <w:br/>
     </w:r>

--- a/tillsyn/A 371-2026 tillsynsbegäran.docx
+++ b/tillsyn/A 371-2026 tillsynsbegäran.docx
@@ -766,7 +766,7 @@
     <w:r>
       <w:tab/>
       <w:tab/>
-      <w:t>2026-09-10</w:t>
+      <w:t>2026-09-11</w:t>
       <w:br/>
       <w:br/>
     </w:r>

--- a/tillsyn/A 371-2026 tillsynsbegäran.docx
+++ b/tillsyn/A 371-2026 tillsynsbegäran.docx
@@ -766,7 +766,7 @@
     <w:r>
       <w:tab/>
       <w:tab/>
-      <w:t>2026-09-11</w:t>
+      <w:t>2026-09-12</w:t>
       <w:br/>
       <w:br/>
     </w:r>

--- a/tillsyn/A 371-2026 tillsynsbegäran.docx
+++ b/tillsyn/A 371-2026 tillsynsbegäran.docx
@@ -766,7 +766,7 @@
     <w:r>
       <w:tab/>
       <w:tab/>
-      <w:t>2026-09-12</w:t>
+      <w:t>2026-09-13</w:t>
       <w:br/>
       <w:br/>
     </w:r>
